--- a/docs/curriculum/level3-ai-digital-seed-instructor-curriculum.docx
+++ b/docs/curriculum/level3-ai-digital-seed-instructor-curriculum.docx
@@ -394,7 +394,7 @@
                 <w:sz w:val="19"/>
                 <w:szCs w:val="19"/>
               </w:rPr>
-              <w:t xml:space="preserve">60시간 (이론 30H + 실습 30H)</w:t>
+              <w:t xml:space="preserve">80시간 (이론 30H + 실습 50H)</w:t>
             </w:r>
           </w:p>
         </w:tc>
@@ -484,7 +484,7 @@
                 <w:sz w:val="19"/>
                 <w:szCs w:val="19"/>
               </w:rPr>
-              <w:t xml:space="preserve">수료 요건</w:t>
+              <w:t xml:space="preserve">교육내용</w:t>
             </w:r>
           </w:p>
         </w:tc>
@@ -512,7 +512,7 @@
                 <w:sz w:val="19"/>
                 <w:szCs w:val="19"/>
               </w:rPr>
-              <w:t xml:space="preserve">전 과정 출석 + 실습일지(30시간분) 작성 → 협회 수료증 발급</w:t>
+              <w:t xml:space="preserve">AI개요와 윤리, AI활용법(ChatGPT, Gemini, Claude, Midjourney, CapCut, Canva, NotebookLM 등), AI그림책, 숏폼영상, 전자책제작, 포트폴리오 교육, 프롬프트로 웹앱만들기, 강의계획안, 강의교안작성법, 강의실습법, 강사프로필작성법 등</w:t>
             </w:r>
           </w:p>
         </w:tc>
@@ -543,7 +543,7 @@
                 <w:sz w:val="19"/>
                 <w:szCs w:val="19"/>
               </w:rPr>
-              <w:t xml:space="preserve">자격 검정</w:t>
+              <w:t xml:space="preserve">교재</w:t>
             </w:r>
           </w:p>
         </w:tc>
@@ -571,7 +571,7 @@
                 <w:sz w:val="19"/>
                 <w:szCs w:val="19"/>
               </w:rPr>
-              <w:t xml:space="preserve">1차 서류심사 → 2차 필기(50문항 내외) → 3차 강의영상심사(전문가 POOL, 심사기준 사전공개)</w:t>
+              <w:t xml:space="preserve">마스터 교안 제공 (협회 표준 교안을 전 차시에 제공하여 강사 준비 부담 경감)</w:t>
             </w:r>
           </w:p>
         </w:tc>
@@ -602,7 +602,7 @@
                 <w:sz w:val="19"/>
                 <w:szCs w:val="19"/>
               </w:rPr>
-              <w:t xml:space="preserve">제출서류</w:t>
+              <w:t xml:space="preserve">수료 요건</w:t>
             </w:r>
           </w:p>
         </w:tc>
@@ -630,7 +630,7 @@
                 <w:sz w:val="19"/>
                 <w:szCs w:val="19"/>
               </w:rPr>
-              <w:t xml:space="preserve">실습일지(30시간), 교안, 수료증</w:t>
+              <w:t xml:space="preserve">전 과정 출석 + 실습일지(50시간분) 작성 → 협회 수료증 발급</w:t>
             </w:r>
           </w:p>
         </w:tc>
@@ -661,7 +661,7 @@
                 <w:sz w:val="19"/>
                 <w:szCs w:val="19"/>
               </w:rPr>
-              <w:t xml:space="preserve">합격기준</w:t>
+              <w:t xml:space="preserve">자격 검정</w:t>
             </w:r>
           </w:p>
         </w:tc>
@@ -689,7 +689,7 @@
                 <w:sz w:val="19"/>
                 <w:szCs w:val="19"/>
               </w:rPr>
-              <w:t xml:space="preserve">1·2차 필기 70점 이상 / 3차 강의영상심사 60점 이상</w:t>
+              <w:t xml:space="preserve">1차 서류심사 → 2차 필기(50문항 내외) → 3차 강의영상심사(전문가 POOL, 심사기준 사전공개)</w:t>
             </w:r>
           </w:p>
         </w:tc>
@@ -720,7 +720,7 @@
                 <w:sz w:val="19"/>
                 <w:szCs w:val="19"/>
               </w:rPr>
-              <w:t xml:space="preserve">검정 비용</w:t>
+              <w:t xml:space="preserve">제출서류</w:t>
             </w:r>
           </w:p>
         </w:tc>
@@ -748,7 +748,7 @@
                 <w:sz w:val="19"/>
                 <w:szCs w:val="19"/>
               </w:rPr>
-              <w:t xml:space="preserve">협회 가입비 10만원(최초 1회) + 1차 3만원 + 2차 5만원 + 3차 10만원 + 정회원 연회비 5만원(매년)</w:t>
+              <w:t xml:space="preserve">실습일지(50시간), 교안, 수료증</w:t>
             </w:r>
           </w:p>
         </w:tc>
@@ -779,7 +779,7 @@
                 <w:sz w:val="19"/>
                 <w:szCs w:val="19"/>
               </w:rPr>
-              <w:t xml:space="preserve">자격 유효기간</w:t>
+              <w:t xml:space="preserve">합격기준</w:t>
             </w:r>
           </w:p>
         </w:tc>
@@ -807,7 +807,7 @@
                 <w:sz w:val="19"/>
                 <w:szCs w:val="19"/>
               </w:rPr>
-              <w:t xml:space="preserve">발급일로부터 3년(갱신 시 보수교육 4시간 이수 원칙)</w:t>
+              <w:t xml:space="preserve">1·2차 필기 70점 이상 / 3차 강의영상심사 60점 이상</w:t>
             </w:r>
           </w:p>
         </w:tc>
@@ -838,6 +838,124 @@
                 <w:sz w:val="19"/>
                 <w:szCs w:val="19"/>
               </w:rPr>
+              <w:t xml:space="preserve">검정 비용</w:t>
+            </w:r>
+          </w:p>
+        </w:tc>
+        <w:tc>
+          <w:tcPr>
+            <w:tcW w:type="dxa" w:w="7300"/>
+            <w:tcMar>
+              <w:top w:type="dxa" w:w="80"/>
+              <w:left w:type="dxa" w:w="100"/>
+              <w:bottom w:type="dxa" w:w="80"/>
+              <w:right w:type="dxa" w:w="100"/>
+            </w:tcMar>
+            <w:vAlign w:val="center"/>
+          </w:tcPr>
+          <w:p>
+            <w:pPr>
+              <w:jc w:val="left"/>
+            </w:pPr>
+            <w:r>
+              <w:rPr>
+                <w:rFonts w:ascii="맑은 고딕" w:cs="맑은 고딕" w:eastAsia="맑은 고딕" w:hAnsi="맑은 고딕"/>
+                <w:b w:val="false"/>
+                <w:bCs w:val="false"/>
+                <w:color w:val="000000"/>
+                <w:sz w:val="19"/>
+                <w:szCs w:val="19"/>
+              </w:rPr>
+              <w:t xml:space="preserve">협회 가입비 10만원(최초 1회) + 1차 3만원 + 2차 5만원 + 3차 10만원 + 정회원 연회비 5만원(매년)</w:t>
+            </w:r>
+          </w:p>
+        </w:tc>
+      </w:tr>
+      <w:tr>
+        <w:tc>
+          <w:tcPr>
+            <w:tcW w:type="dxa" w:w="2200"/>
+            <w:shd w:fill="DCE6F1" w:color="auto" w:val="clear"/>
+            <w:tcMar>
+              <w:top w:type="dxa" w:w="80"/>
+              <w:left w:type="dxa" w:w="100"/>
+              <w:bottom w:type="dxa" w:w="80"/>
+              <w:right w:type="dxa" w:w="100"/>
+            </w:tcMar>
+            <w:vAlign w:val="center"/>
+          </w:tcPr>
+          <w:p>
+            <w:pPr>
+              <w:jc w:val="left"/>
+            </w:pPr>
+            <w:r>
+              <w:rPr>
+                <w:rFonts w:ascii="맑은 고딕" w:cs="맑은 고딕" w:eastAsia="맑은 고딕" w:hAnsi="맑은 고딕"/>
+                <w:b/>
+                <w:bCs/>
+                <w:color w:val="000000"/>
+                <w:sz w:val="19"/>
+                <w:szCs w:val="19"/>
+              </w:rPr>
+              <w:t xml:space="preserve">자격 유효기간</w:t>
+            </w:r>
+          </w:p>
+        </w:tc>
+        <w:tc>
+          <w:tcPr>
+            <w:tcW w:type="dxa" w:w="7300"/>
+            <w:tcMar>
+              <w:top w:type="dxa" w:w="80"/>
+              <w:left w:type="dxa" w:w="100"/>
+              <w:bottom w:type="dxa" w:w="80"/>
+              <w:right w:type="dxa" w:w="100"/>
+            </w:tcMar>
+            <w:vAlign w:val="center"/>
+          </w:tcPr>
+          <w:p>
+            <w:pPr>
+              <w:jc w:val="left"/>
+            </w:pPr>
+            <w:r>
+              <w:rPr>
+                <w:rFonts w:ascii="맑은 고딕" w:cs="맑은 고딕" w:eastAsia="맑은 고딕" w:hAnsi="맑은 고딕"/>
+                <w:b w:val="false"/>
+                <w:bCs w:val="false"/>
+                <w:color w:val="000000"/>
+                <w:sz w:val="19"/>
+                <w:szCs w:val="19"/>
+              </w:rPr>
+              <w:t xml:space="preserve">발급일로부터 3년(갱신 시 보수교육 4시간 이수 원칙)</w:t>
+            </w:r>
+          </w:p>
+        </w:tc>
+      </w:tr>
+      <w:tr>
+        <w:tc>
+          <w:tcPr>
+            <w:tcW w:type="dxa" w:w="2200"/>
+            <w:shd w:fill="DCE6F1" w:color="auto" w:val="clear"/>
+            <w:tcMar>
+              <w:top w:type="dxa" w:w="80"/>
+              <w:left w:type="dxa" w:w="100"/>
+              <w:bottom w:type="dxa" w:w="80"/>
+              <w:right w:type="dxa" w:w="100"/>
+            </w:tcMar>
+            <w:vAlign w:val="center"/>
+          </w:tcPr>
+          <w:p>
+            <w:pPr>
+              <w:jc w:val="left"/>
+            </w:pPr>
+            <w:r>
+              <w:rPr>
+                <w:rFonts w:ascii="맑은 고딕" w:cs="맑은 고딕" w:eastAsia="맑은 고딕" w:hAnsi="맑은 고딕"/>
+                <w:b/>
+                <w:bCs/>
+                <w:color w:val="000000"/>
+                <w:sz w:val="19"/>
+                <w:szCs w:val="19"/>
+              </w:rPr>
               <w:t xml:space="preserve">특전</w:t>
             </w:r>
           </w:p>
@@ -872,22 +990,6 @@
         </w:tc>
       </w:tr>
     </w:tbl>
-    <w:p>
-      <w:pPr>
-        <w:spacing w:after="200" w:before="160"/>
-      </w:pPr>
-      <w:r>
-        <w:rPr>
-          <w:rFonts w:ascii="맑은 고딕" w:cs="맑은 고딕" w:eastAsia="맑은 고딕" w:hAnsi="맑은 고딕"/>
-          <w:i/>
-          <w:iCs/>
-          <w:color w:val="C0392B"/>
-          <w:sz w:val="18"/>
-          <w:szCs w:val="18"/>
-        </w:rPr>
-        <w:t xml:space="preserve">※ 원 기획서에는 이수시간이 "총 80시간"과 "이론 30H+실습 30H(=60H)"로 병기되어 수치가 상충합니다. 등급체계 개요표와 일치하는 60시간(이론 30H+실습 30H) 기준으로 커리큘럼을 설계했습니다. 협회 내부 확정 시 총 이수시간 표기를 확인해 주세요.</w:t>
-      </w:r>
-    </w:p>
     <w:p>
       <w:pPr>
         <w:pStyle w:val="Heading1"/>
@@ -918,7 +1020,7 @@
           <w:sz w:val="20"/>
           <w:szCs w:val="20"/>
         </w:rPr>
-        <w:t xml:space="preserve">•  생성형 AI의 개념·원리와 윤리적 활용 원칙(저작권, 딥페이크, 개인정보 등)을 이해하고 학습자에게 설명할 수 있다.</w:t>
+        <w:t xml:space="preserve">•  생성형 AI의 개요와 윤리적 활용 원칙(저작권, 딥페이크, 개인정보 등)을 이해하고 학습자에게 설명할 수 있다.</w:t>
       </w:r>
     </w:p>
     <w:p>
@@ -931,7 +1033,7 @@
           <w:sz w:val="20"/>
           <w:szCs w:val="20"/>
         </w:rPr>
-        <w:t xml:space="preserve">•  ChatGPT, Gemini, Claude, Midjourney, Canva, CapCut, NotebookLM 등 주요 AI 도구를 교육 목적에 맞게 활용할 수 있다.</w:t>
+        <w:t xml:space="preserve">•  ChatGPT, Gemini, Claude, Midjourney, CapCut, Canva, NotebookLM 등 주요 AI 도구를 교육 목적에 맞게 활용할 수 있다.</w:t>
       </w:r>
     </w:p>
     <w:p>
@@ -944,7 +1046,7 @@
           <w:sz w:val="20"/>
           <w:szCs w:val="20"/>
         </w:rPr>
-        <w:t xml:space="preserve">•  AI 그림책·숏폼영상·전자책·노코드 웹앱 등 AI 기반 교육 콘텐츠를 직접 기획·제작할 수 있다.</w:t>
+        <w:t xml:space="preserve">•  AI 그림책·숏폼영상·전자책·노코드 웹앱 등 AI 기반 교육 콘텐츠를 마스터 교안을 참고하여 직접 기획·제작할 수 있다.</w:t>
       </w:r>
     </w:p>
     <w:p>
@@ -957,7 +1059,7 @@
           <w:sz w:val="20"/>
           <w:szCs w:val="20"/>
         </w:rPr>
-        <w:t xml:space="preserve">•  초·중·고 학습자 대상 강의계획안과 강의교안을 작성하고, 참여형 수업을 실전 운영할 수 있다.</w:t>
+        <w:t xml:space="preserve">•  실습 산출물을 통합한 포트폴리오를 구성하고, 강의계획안·강의교안을 작성하여 참여형 수업을 실전 운영할 수 있다.</w:t>
       </w:r>
     </w:p>
     <w:p>
@@ -970,7 +1072,7 @@
           <w:sz w:val="20"/>
           <w:szCs w:val="20"/>
         </w:rPr>
-        <w:t xml:space="preserve">•  강사 프로필과 포트폴리오를 구성하여 3급 자격 검정(서류·필기·강의영상) 및 실제 학교 현장 강의에 활용할 수 있다.</w:t>
+        <w:t xml:space="preserve">•  강사 프로필을 작성하고 3급 자격 검정(서류·필기·강의영상)에 대비할 수 있다.</w:t>
       </w:r>
     </w:p>
     <w:p>
@@ -990,7 +1092,7 @@
           <w:sz w:val="28"/>
           <w:szCs w:val="28"/>
         </w:rPr>
-        <w:t xml:space="preserve">3. 커리큘럼 구성 (총 60시간 = 이론 30시간 + 실습 30시간)</w:t>
+        <w:t xml:space="preserve">3. 커리큘럼 구성 (총 80시간 = 이론 30시간 + 실습 50시간)</w:t>
       </w:r>
     </w:p>
     <w:p>
@@ -1232,7 +1334,7 @@
                 <w:sz w:val="19"/>
                 <w:szCs w:val="19"/>
               </w:rPr>
-              <w:t xml:space="preserve">AI 개론</w:t>
+              <w:t xml:space="preserve">AI개요와 윤리</w:t>
             </w:r>
           </w:p>
         </w:tc>
@@ -1374,7 +1476,7 @@
                 <w:sz w:val="19"/>
                 <w:szCs w:val="19"/>
               </w:rPr>
-              <w:t xml:space="preserve">AI 개론</w:t>
+              <w:t xml:space="preserve">AI개요와 윤리</w:t>
             </w:r>
           </w:p>
         </w:tc>
@@ -1516,7 +1618,7 @@
                 <w:sz w:val="19"/>
                 <w:szCs w:val="19"/>
               </w:rPr>
-              <w:t xml:space="preserve">AI 개론</w:t>
+              <w:t xml:space="preserve">AI개요와 윤리</w:t>
             </w:r>
           </w:p>
         </w:tc>
@@ -1942,7 +2044,7 @@
                 <w:sz w:val="19"/>
                 <w:szCs w:val="19"/>
               </w:rPr>
-              <w:t xml:space="preserve">강의설계</w:t>
+              <w:t xml:space="preserve">강의계획안</w:t>
             </w:r>
           </w:p>
         </w:tc>
@@ -2084,7 +2186,7 @@
                 <w:sz w:val="19"/>
                 <w:szCs w:val="19"/>
               </w:rPr>
-              <w:t xml:space="preserve">강의설계</w:t>
+              <w:t xml:space="preserve">강의계획안</w:t>
             </w:r>
           </w:p>
         </w:tc>
@@ -2226,7 +2328,7 @@
                 <w:sz w:val="19"/>
                 <w:szCs w:val="19"/>
               </w:rPr>
-              <w:t xml:space="preserve">강의설계</w:t>
+              <w:t xml:space="preserve">강의교안작성법</w:t>
             </w:r>
           </w:p>
         </w:tc>
@@ -2368,7 +2470,7 @@
                 <w:sz w:val="19"/>
                 <w:szCs w:val="19"/>
               </w:rPr>
-              <w:t xml:space="preserve">강의설계</w:t>
+              <w:t xml:space="preserve">강의교안작성법</w:t>
             </w:r>
           </w:p>
         </w:tc>
@@ -2424,7 +2526,7 @@
                 <w:sz w:val="19"/>
                 <w:szCs w:val="19"/>
               </w:rPr>
-              <w:t xml:space="preserve">매체·실습자료 연계, 평가·피드백 설계</w:t>
+              <w:t xml:space="preserve">마스터 교안 구조 분석, 매체·실습자료 연계, 평가·피드백 설계</w:t>
             </w:r>
           </w:p>
         </w:tc>
@@ -2936,7 +3038,7 @@
                 <w:sz w:val="19"/>
                 <w:szCs w:val="19"/>
               </w:rPr>
-              <w:t xml:space="preserve">강사역량</w:t>
+              <w:t xml:space="preserve">강사프로필작성법</w:t>
             </w:r>
           </w:p>
         </w:tc>
@@ -3078,7 +3180,7 @@
                 <w:sz w:val="19"/>
                 <w:szCs w:val="19"/>
               </w:rPr>
-              <w:t xml:space="preserve">강사역량</w:t>
+              <w:t xml:space="preserve">포트폴리오 교육</w:t>
             </w:r>
           </w:p>
         </w:tc>
@@ -3106,7 +3208,7 @@
                 <w:sz w:val="19"/>
                 <w:szCs w:val="19"/>
               </w:rPr>
-              <w:t xml:space="preserve">포트폴리오 기획과 구성</w:t>
+              <w:t xml:space="preserve">포트폴리오 기획과 구성 전략</w:t>
             </w:r>
           </w:p>
         </w:tc>
@@ -3329,7 +3431,7 @@
           <w:sz w:val="24"/>
           <w:szCs w:val="24"/>
         </w:rPr>
-        <w:t xml:space="preserve">3-2. 실습 (30시간 / 15차시 × 2시간)</w:t>
+        <w:t xml:space="preserve">3-2. 실습 (50시간 / 25차시 × 2시간)</w:t>
       </w:r>
     </w:p>
     <w:tbl>
@@ -3554,7 +3656,7 @@
                 <w:sz w:val="19"/>
                 <w:szCs w:val="19"/>
               </w:rPr>
-              <w:t xml:space="preserve">AI 도구 실습</w:t>
+              <w:t xml:space="preserve">AI활용법 실습</w:t>
             </w:r>
           </w:p>
         </w:tc>
@@ -3696,7 +3798,7 @@
                 <w:sz w:val="19"/>
                 <w:szCs w:val="19"/>
               </w:rPr>
-              <w:t xml:space="preserve">AI 도구 실습</w:t>
+              <w:t xml:space="preserve">AI활용법 실습</w:t>
             </w:r>
           </w:p>
         </w:tc>
@@ -3838,7 +3940,7 @@
                 <w:sz w:val="19"/>
                 <w:szCs w:val="19"/>
               </w:rPr>
-              <w:t xml:space="preserve">AI 도구 실습</w:t>
+              <w:t xml:space="preserve">AI활용법 실습</w:t>
             </w:r>
           </w:p>
         </w:tc>
@@ -3980,7 +4082,7 @@
                 <w:sz w:val="19"/>
                 <w:szCs w:val="19"/>
               </w:rPr>
-              <w:t xml:space="preserve">AI 도구 실습</w:t>
+              <w:t xml:space="preserve">AI활용법 실습</w:t>
             </w:r>
           </w:p>
         </w:tc>
@@ -4008,7 +4110,7 @@
                 <w:sz w:val="19"/>
                 <w:szCs w:val="19"/>
               </w:rPr>
-              <w:t xml:space="preserve">이미지 생성 AI 실습(Midjourney 등)</w:t>
+              <w:t xml:space="preserve">Midjourney 이미지 생성 실습</w:t>
             </w:r>
           </w:p>
         </w:tc>
@@ -4122,7 +4224,7 @@
                 <w:sz w:val="19"/>
                 <w:szCs w:val="19"/>
               </w:rPr>
-              <w:t xml:space="preserve">AI 도구 실습</w:t>
+              <w:t xml:space="preserve">AI활용법 실습</w:t>
             </w:r>
           </w:p>
         </w:tc>
@@ -4150,7 +4252,7 @@
                 <w:sz w:val="19"/>
                 <w:szCs w:val="19"/>
               </w:rPr>
-              <w:t xml:space="preserve">Canva 교육자료 디자인 실습</w:t>
+              <w:t xml:space="preserve">CapCut 영상편집 기초 실습</w:t>
             </w:r>
           </w:p>
         </w:tc>
@@ -4178,7 +4280,7 @@
                 <w:sz w:val="19"/>
                 <w:szCs w:val="19"/>
               </w:rPr>
-              <w:t xml:space="preserve">카드뉴스·활동지·수업 슬라이드 제작</w:t>
+              <w:t xml:space="preserve">컷 편집, 자막·효과 삽입, AI 편집기능 활용</w:t>
             </w:r>
           </w:p>
         </w:tc>
@@ -4264,7 +4366,7 @@
                 <w:sz w:val="19"/>
                 <w:szCs w:val="19"/>
               </w:rPr>
-              <w:t xml:space="preserve">AI 도구 실습</w:t>
+              <w:t xml:space="preserve">AI활용법 실습</w:t>
             </w:r>
           </w:p>
         </w:tc>
@@ -4292,7 +4394,7 @@
                 <w:sz w:val="19"/>
                 <w:szCs w:val="19"/>
               </w:rPr>
-              <w:t xml:space="preserve">CapCut 영상편집 기초 실습</w:t>
+              <w:t xml:space="preserve">Canva 교육자료 디자인 실습</w:t>
             </w:r>
           </w:p>
         </w:tc>
@@ -4320,7 +4422,7 @@
                 <w:sz w:val="19"/>
                 <w:szCs w:val="19"/>
               </w:rPr>
-              <w:t xml:space="preserve">컷 편집, 자막·효과 삽입, AI 편집기능 활용</w:t>
+              <w:t xml:space="preserve">카드뉴스·활동지·수업 슬라이드 제작</w:t>
             </w:r>
           </w:p>
         </w:tc>
@@ -4406,7 +4508,7 @@
                 <w:sz w:val="19"/>
                 <w:szCs w:val="19"/>
               </w:rPr>
-              <w:t xml:space="preserve">AI 도구 실습</w:t>
+              <w:t xml:space="preserve">AI활용법 실습</w:t>
             </w:r>
           </w:p>
         </w:tc>
@@ -4548,7 +4650,7 @@
                 <w:sz w:val="19"/>
                 <w:szCs w:val="19"/>
               </w:rPr>
-              <w:t xml:space="preserve">콘텐츠 제작</w:t>
+              <w:t xml:space="preserve">AI그림책</w:t>
             </w:r>
           </w:p>
         </w:tc>
@@ -4576,7 +4678,7 @@
                 <w:sz w:val="19"/>
                 <w:szCs w:val="19"/>
               </w:rPr>
-              <w:t xml:space="preserve">AI 그림책 제작 (1)</w:t>
+              <w:t xml:space="preserve">AI 그림책 제작 (1) 스토리 기획</w:t>
             </w:r>
           </w:p>
         </w:tc>
@@ -4604,7 +4706,7 @@
                 <w:sz w:val="19"/>
                 <w:szCs w:val="19"/>
               </w:rPr>
-              <w:t xml:space="preserve">스토리 기획, 이미지 생성 AI로 삽화 제작</w:t>
+              <w:t xml:space="preserve">대상 학습자 설정, 그림책 스토리·구성안 기획</w:t>
             </w:r>
           </w:p>
         </w:tc>
@@ -4690,7 +4792,7 @@
                 <w:sz w:val="19"/>
                 <w:szCs w:val="19"/>
               </w:rPr>
-              <w:t xml:space="preserve">콘텐츠 제작</w:t>
+              <w:t xml:space="preserve">AI그림책</w:t>
             </w:r>
           </w:p>
         </w:tc>
@@ -4718,7 +4820,7 @@
                 <w:sz w:val="19"/>
                 <w:szCs w:val="19"/>
               </w:rPr>
-              <w:t xml:space="preserve">AI 그림책 제작 (2)</w:t>
+              <w:t xml:space="preserve">AI 그림책 제작 (2) 삽화 생성</w:t>
             </w:r>
           </w:p>
         </w:tc>
@@ -4746,7 +4848,7 @@
                 <w:sz w:val="19"/>
                 <w:szCs w:val="19"/>
               </w:rPr>
-              <w:t xml:space="preserve">편집·조판, 그림책 완성 및 공유</w:t>
+              <w:t xml:space="preserve">이미지 생성 AI로 삽화 제작 및 스타일 통일</w:t>
             </w:r>
           </w:p>
         </w:tc>
@@ -4832,7 +4934,7 @@
                 <w:sz w:val="19"/>
                 <w:szCs w:val="19"/>
               </w:rPr>
-              <w:t xml:space="preserve">콘텐츠 제작</w:t>
+              <w:t xml:space="preserve">AI그림책</w:t>
             </w:r>
           </w:p>
         </w:tc>
@@ -4860,7 +4962,7 @@
                 <w:sz w:val="19"/>
                 <w:szCs w:val="19"/>
               </w:rPr>
-              <w:t xml:space="preserve">숏폼영상 제작 (1)</w:t>
+              <w:t xml:space="preserve">AI 그림책 제작 (3) 편집·완성</w:t>
             </w:r>
           </w:p>
         </w:tc>
@@ -4888,7 +4990,7 @@
                 <w:sz w:val="19"/>
                 <w:szCs w:val="19"/>
               </w:rPr>
-              <w:t xml:space="preserve">기획·스토리보드·스크립트 작성</w:t>
+              <w:t xml:space="preserve">편집·조판, 그림책 완성 및 공유</w:t>
             </w:r>
           </w:p>
         </w:tc>
@@ -4974,7 +5076,7 @@
                 <w:sz w:val="19"/>
                 <w:szCs w:val="19"/>
               </w:rPr>
-              <w:t xml:space="preserve">콘텐츠 제작</w:t>
+              <w:t xml:space="preserve">숏폼영상</w:t>
             </w:r>
           </w:p>
         </w:tc>
@@ -5002,7 +5104,7 @@
                 <w:sz w:val="19"/>
                 <w:szCs w:val="19"/>
               </w:rPr>
-              <w:t xml:space="preserve">숏폼영상 제작 (2)</w:t>
+              <w:t xml:space="preserve">숏폼영상 제작 (1) 기획</w:t>
             </w:r>
           </w:p>
         </w:tc>
@@ -5030,7 +5132,7 @@
                 <w:sz w:val="19"/>
                 <w:szCs w:val="19"/>
               </w:rPr>
-              <w:t xml:space="preserve">촬영, AI 편집(CapCut) 적용, 완성 및 업로드 실습</w:t>
+              <w:t xml:space="preserve">기획·스토리보드·스크립트 작성</w:t>
             </w:r>
           </w:p>
         </w:tc>
@@ -5116,7 +5218,7 @@
                 <w:sz w:val="19"/>
                 <w:szCs w:val="19"/>
               </w:rPr>
-              <w:t xml:space="preserve">콘텐츠 제작</w:t>
+              <w:t xml:space="preserve">숏폼영상</w:t>
             </w:r>
           </w:p>
         </w:tc>
@@ -5144,7 +5246,7 @@
                 <w:sz w:val="19"/>
                 <w:szCs w:val="19"/>
               </w:rPr>
-              <w:t xml:space="preserve">전자책(e-book) 제작 실습</w:t>
+              <w:t xml:space="preserve">숏폼영상 제작 (2) 소스 제작</w:t>
             </w:r>
           </w:p>
         </w:tc>
@@ -5172,7 +5274,7 @@
                 <w:sz w:val="19"/>
                 <w:szCs w:val="19"/>
               </w:rPr>
-              <w:t xml:space="preserve">목차 구성, AI 콘텐츠 생성·편집, e-book 완성</w:t>
+              <w:t xml:space="preserve">촬영 및 AI 이미지·음성 소스 제작</w:t>
             </w:r>
           </w:p>
         </w:tc>
@@ -5258,7 +5360,7 @@
                 <w:sz w:val="19"/>
                 <w:szCs w:val="19"/>
               </w:rPr>
-              <w:t xml:space="preserve">콘텐츠 제작</w:t>
+              <w:t xml:space="preserve">숏폼영상</w:t>
             </w:r>
           </w:p>
         </w:tc>
@@ -5286,7 +5388,7 @@
                 <w:sz w:val="19"/>
                 <w:szCs w:val="19"/>
               </w:rPr>
-              <w:t xml:space="preserve">프롬프트로 웹앱 만들기</w:t>
+              <w:t xml:space="preserve">숏폼영상 제작 (3) AI편집·완성</w:t>
             </w:r>
           </w:p>
         </w:tc>
@@ -5314,7 +5416,7 @@
                 <w:sz w:val="19"/>
                 <w:szCs w:val="19"/>
               </w:rPr>
-              <w:t xml:space="preserve">노코드/로우코드 AI 툴로 간단한 웹앱 제작 실습</w:t>
+              <w:t xml:space="preserve">CapCut 기반 AI 편집 적용, 완성 및 업로드 실습</w:t>
             </w:r>
           </w:p>
         </w:tc>
@@ -5400,7 +5502,7 @@
                 <w:sz w:val="19"/>
                 <w:szCs w:val="19"/>
               </w:rPr>
-              <w:t xml:space="preserve">강의실전</w:t>
+              <w:t xml:space="preserve">전자책제작</w:t>
             </w:r>
           </w:p>
         </w:tc>
@@ -5428,7 +5530,7 @@
                 <w:sz w:val="19"/>
                 <w:szCs w:val="19"/>
               </w:rPr>
-              <w:t xml:space="preserve">모의강의 시연</w:t>
+              <w:t xml:space="preserve">전자책(e-book) 제작 (1) 기획·집필</w:t>
             </w:r>
           </w:p>
         </w:tc>
@@ -5456,7 +5558,7 @@
                 <w:sz w:val="19"/>
                 <w:szCs w:val="19"/>
               </w:rPr>
-              <w:t xml:space="preserve">강의교안 기반 5~10분 모의강의, 동료·강사 피드백</w:t>
+              <w:t xml:space="preserve">목차 구성, AI를 활용한 본문 콘텐츠 생성</w:t>
             </w:r>
           </w:p>
         </w:tc>
@@ -5542,7 +5644,7 @@
                 <w:sz w:val="19"/>
                 <w:szCs w:val="19"/>
               </w:rPr>
-              <w:t xml:space="preserve">강의실전</w:t>
+              <w:t xml:space="preserve">전자책제작</w:t>
             </w:r>
           </w:p>
         </w:tc>
@@ -5570,7 +5672,7 @@
                 <w:sz w:val="19"/>
                 <w:szCs w:val="19"/>
               </w:rPr>
-              <w:t xml:space="preserve">강의영상 제작 및 포트폴리오 완성</w:t>
+              <w:t xml:space="preserve">전자책(e-book) 제작 (2) 편집·완성</w:t>
             </w:r>
           </w:p>
         </w:tc>
@@ -5598,7 +5700,1427 @@
                 <w:sz w:val="19"/>
                 <w:szCs w:val="19"/>
               </w:rPr>
-              <w:t xml:space="preserve">3차 검정 제출용 강의영상 촬영·편집, 최종 포트폴리오 정리</w:t>
+              <w:t xml:space="preserve">표지·레이아웃 디자인, e-book 완성 및 배포형식 변환</w:t>
+            </w:r>
+          </w:p>
+        </w:tc>
+        <w:tc>
+          <w:tcPr>
+            <w:tcW w:type="dxa" w:w="500"/>
+            <w:tcMar>
+              <w:top w:type="dxa" w:w="80"/>
+              <w:left w:type="dxa" w:w="100"/>
+              <w:bottom w:type="dxa" w:w="80"/>
+              <w:right w:type="dxa" w:w="100"/>
+            </w:tcMar>
+            <w:vAlign w:val="center"/>
+          </w:tcPr>
+          <w:p>
+            <w:pPr>
+              <w:jc w:val="center"/>
+            </w:pPr>
+            <w:r>
+              <w:rPr>
+                <w:rFonts w:ascii="맑은 고딕" w:cs="맑은 고딕" w:eastAsia="맑은 고딕" w:hAnsi="맑은 고딕"/>
+                <w:b w:val="false"/>
+                <w:bCs w:val="false"/>
+                <w:color w:val="000000"/>
+                <w:sz w:val="19"/>
+                <w:szCs w:val="19"/>
+              </w:rPr>
+              <w:t xml:space="preserve">2H</w:t>
+            </w:r>
+          </w:p>
+        </w:tc>
+      </w:tr>
+      <w:tr>
+        <w:tc>
+          <w:tcPr>
+            <w:tcW w:type="dxa" w:w="700"/>
+            <w:tcMar>
+              <w:top w:type="dxa" w:w="80"/>
+              <w:left w:type="dxa" w:w="100"/>
+              <w:bottom w:type="dxa" w:w="80"/>
+              <w:right w:type="dxa" w:w="100"/>
+            </w:tcMar>
+            <w:vAlign w:val="center"/>
+          </w:tcPr>
+          <w:p>
+            <w:pPr>
+              <w:jc w:val="center"/>
+            </w:pPr>
+            <w:r>
+              <w:rPr>
+                <w:rFonts w:ascii="맑은 고딕" w:cs="맑은 고딕" w:eastAsia="맑은 고딕" w:hAnsi="맑은 고딕"/>
+                <w:b w:val="false"/>
+                <w:bCs w:val="false"/>
+                <w:color w:val="000000"/>
+                <w:sz w:val="19"/>
+                <w:szCs w:val="19"/>
+              </w:rPr>
+              <w:t xml:space="preserve">31</w:t>
+            </w:r>
+          </w:p>
+        </w:tc>
+        <w:tc>
+          <w:tcPr>
+            <w:tcW w:type="dxa" w:w="1600"/>
+            <w:tcMar>
+              <w:top w:type="dxa" w:w="80"/>
+              <w:left w:type="dxa" w:w="100"/>
+              <w:bottom w:type="dxa" w:w="80"/>
+              <w:right w:type="dxa" w:w="100"/>
+            </w:tcMar>
+            <w:vAlign w:val="center"/>
+          </w:tcPr>
+          <w:p>
+            <w:pPr>
+              <w:jc w:val="left"/>
+            </w:pPr>
+            <w:r>
+              <w:rPr>
+                <w:rFonts w:ascii="맑은 고딕" w:cs="맑은 고딕" w:eastAsia="맑은 고딕" w:hAnsi="맑은 고딕"/>
+                <w:b w:val="false"/>
+                <w:bCs w:val="false"/>
+                <w:color w:val="000000"/>
+                <w:sz w:val="19"/>
+                <w:szCs w:val="19"/>
+              </w:rPr>
+              <w:t xml:space="preserve">웹앱 만들기</w:t>
+            </w:r>
+          </w:p>
+        </w:tc>
+        <w:tc>
+          <w:tcPr>
+            <w:tcW w:type="dxa" w:w="2600"/>
+            <w:tcMar>
+              <w:top w:type="dxa" w:w="80"/>
+              <w:left w:type="dxa" w:w="100"/>
+              <w:bottom w:type="dxa" w:w="80"/>
+              <w:right w:type="dxa" w:w="100"/>
+            </w:tcMar>
+            <w:vAlign w:val="center"/>
+          </w:tcPr>
+          <w:p>
+            <w:pPr>
+              <w:jc w:val="left"/>
+            </w:pPr>
+            <w:r>
+              <w:rPr>
+                <w:rFonts w:ascii="맑은 고딕" w:cs="맑은 고딕" w:eastAsia="맑은 고딕" w:hAnsi="맑은 고딕"/>
+                <w:b/>
+                <w:bCs/>
+                <w:color w:val="000000"/>
+                <w:sz w:val="19"/>
+                <w:szCs w:val="19"/>
+              </w:rPr>
+              <w:t xml:space="preserve">프롬프트로 웹앱 만들기 (1) 기획</w:t>
+            </w:r>
+          </w:p>
+        </w:tc>
+        <w:tc>
+          <w:tcPr>
+            <w:tcW w:type="dxa" w:w="4200"/>
+            <w:tcMar>
+              <w:top w:type="dxa" w:w="80"/>
+              <w:left w:type="dxa" w:w="100"/>
+              <w:bottom w:type="dxa" w:w="80"/>
+              <w:right w:type="dxa" w:w="100"/>
+            </w:tcMar>
+            <w:vAlign w:val="center"/>
+          </w:tcPr>
+          <w:p>
+            <w:pPr>
+              <w:jc w:val="left"/>
+            </w:pPr>
+            <w:r>
+              <w:rPr>
+                <w:rFonts w:ascii="맑은 고딕" w:cs="맑은 고딕" w:eastAsia="맑은 고딕" w:hAnsi="맑은 고딕"/>
+                <w:b w:val="false"/>
+                <w:bCs w:val="false"/>
+                <w:color w:val="000000"/>
+                <w:sz w:val="19"/>
+                <w:szCs w:val="19"/>
+              </w:rPr>
+              <w:t xml:space="preserve">노코드/로우코드 AI 툴 이해, 웹앱 기능 기획</w:t>
+            </w:r>
+          </w:p>
+        </w:tc>
+        <w:tc>
+          <w:tcPr>
+            <w:tcW w:type="dxa" w:w="500"/>
+            <w:tcMar>
+              <w:top w:type="dxa" w:w="80"/>
+              <w:left w:type="dxa" w:w="100"/>
+              <w:bottom w:type="dxa" w:w="80"/>
+              <w:right w:type="dxa" w:w="100"/>
+            </w:tcMar>
+            <w:vAlign w:val="center"/>
+          </w:tcPr>
+          <w:p>
+            <w:pPr>
+              <w:jc w:val="center"/>
+            </w:pPr>
+            <w:r>
+              <w:rPr>
+                <w:rFonts w:ascii="맑은 고딕" w:cs="맑은 고딕" w:eastAsia="맑은 고딕" w:hAnsi="맑은 고딕"/>
+                <w:b w:val="false"/>
+                <w:bCs w:val="false"/>
+                <w:color w:val="000000"/>
+                <w:sz w:val="19"/>
+                <w:szCs w:val="19"/>
+              </w:rPr>
+              <w:t xml:space="preserve">2H</w:t>
+            </w:r>
+          </w:p>
+        </w:tc>
+      </w:tr>
+      <w:tr>
+        <w:tc>
+          <w:tcPr>
+            <w:tcW w:type="dxa" w:w="700"/>
+            <w:tcMar>
+              <w:top w:type="dxa" w:w="80"/>
+              <w:left w:type="dxa" w:w="100"/>
+              <w:bottom w:type="dxa" w:w="80"/>
+              <w:right w:type="dxa" w:w="100"/>
+            </w:tcMar>
+            <w:vAlign w:val="center"/>
+          </w:tcPr>
+          <w:p>
+            <w:pPr>
+              <w:jc w:val="center"/>
+            </w:pPr>
+            <w:r>
+              <w:rPr>
+                <w:rFonts w:ascii="맑은 고딕" w:cs="맑은 고딕" w:eastAsia="맑은 고딕" w:hAnsi="맑은 고딕"/>
+                <w:b w:val="false"/>
+                <w:bCs w:val="false"/>
+                <w:color w:val="000000"/>
+                <w:sz w:val="19"/>
+                <w:szCs w:val="19"/>
+              </w:rPr>
+              <w:t xml:space="preserve">32</w:t>
+            </w:r>
+          </w:p>
+        </w:tc>
+        <w:tc>
+          <w:tcPr>
+            <w:tcW w:type="dxa" w:w="1600"/>
+            <w:tcMar>
+              <w:top w:type="dxa" w:w="80"/>
+              <w:left w:type="dxa" w:w="100"/>
+              <w:bottom w:type="dxa" w:w="80"/>
+              <w:right w:type="dxa" w:w="100"/>
+            </w:tcMar>
+            <w:vAlign w:val="center"/>
+          </w:tcPr>
+          <w:p>
+            <w:pPr>
+              <w:jc w:val="left"/>
+            </w:pPr>
+            <w:r>
+              <w:rPr>
+                <w:rFonts w:ascii="맑은 고딕" w:cs="맑은 고딕" w:eastAsia="맑은 고딕" w:hAnsi="맑은 고딕"/>
+                <w:b w:val="false"/>
+                <w:bCs w:val="false"/>
+                <w:color w:val="000000"/>
+                <w:sz w:val="19"/>
+                <w:szCs w:val="19"/>
+              </w:rPr>
+              <w:t xml:space="preserve">웹앱 만들기</w:t>
+            </w:r>
+          </w:p>
+        </w:tc>
+        <w:tc>
+          <w:tcPr>
+            <w:tcW w:type="dxa" w:w="2600"/>
+            <w:tcMar>
+              <w:top w:type="dxa" w:w="80"/>
+              <w:left w:type="dxa" w:w="100"/>
+              <w:bottom w:type="dxa" w:w="80"/>
+              <w:right w:type="dxa" w:w="100"/>
+            </w:tcMar>
+            <w:vAlign w:val="center"/>
+          </w:tcPr>
+          <w:p>
+            <w:pPr>
+              <w:jc w:val="left"/>
+            </w:pPr>
+            <w:r>
+              <w:rPr>
+                <w:rFonts w:ascii="맑은 고딕" w:cs="맑은 고딕" w:eastAsia="맑은 고딕" w:hAnsi="맑은 고딕"/>
+                <w:b/>
+                <w:bCs/>
+                <w:color w:val="000000"/>
+                <w:sz w:val="19"/>
+                <w:szCs w:val="19"/>
+              </w:rPr>
+              <w:t xml:space="preserve">프롬프트로 웹앱 만들기 (2) 제작·완성</w:t>
+            </w:r>
+          </w:p>
+        </w:tc>
+        <w:tc>
+          <w:tcPr>
+            <w:tcW w:type="dxa" w:w="4200"/>
+            <w:tcMar>
+              <w:top w:type="dxa" w:w="80"/>
+              <w:left w:type="dxa" w:w="100"/>
+              <w:bottom w:type="dxa" w:w="80"/>
+              <w:right w:type="dxa" w:w="100"/>
+            </w:tcMar>
+            <w:vAlign w:val="center"/>
+          </w:tcPr>
+          <w:p>
+            <w:pPr>
+              <w:jc w:val="left"/>
+            </w:pPr>
+            <w:r>
+              <w:rPr>
+                <w:rFonts w:ascii="맑은 고딕" w:cs="맑은 고딕" w:eastAsia="맑은 고딕" w:hAnsi="맑은 고딕"/>
+                <w:b w:val="false"/>
+                <w:bCs w:val="false"/>
+                <w:color w:val="000000"/>
+                <w:sz w:val="19"/>
+                <w:szCs w:val="19"/>
+              </w:rPr>
+              <w:t xml:space="preserve">프롬프트 기반 웹앱 제작 및 테스트·배포 실습</w:t>
+            </w:r>
+          </w:p>
+        </w:tc>
+        <w:tc>
+          <w:tcPr>
+            <w:tcW w:type="dxa" w:w="500"/>
+            <w:tcMar>
+              <w:top w:type="dxa" w:w="80"/>
+              <w:left w:type="dxa" w:w="100"/>
+              <w:bottom w:type="dxa" w:w="80"/>
+              <w:right w:type="dxa" w:w="100"/>
+            </w:tcMar>
+            <w:vAlign w:val="center"/>
+          </w:tcPr>
+          <w:p>
+            <w:pPr>
+              <w:jc w:val="center"/>
+            </w:pPr>
+            <w:r>
+              <w:rPr>
+                <w:rFonts w:ascii="맑은 고딕" w:cs="맑은 고딕" w:eastAsia="맑은 고딕" w:hAnsi="맑은 고딕"/>
+                <w:b w:val="false"/>
+                <w:bCs w:val="false"/>
+                <w:color w:val="000000"/>
+                <w:sz w:val="19"/>
+                <w:szCs w:val="19"/>
+              </w:rPr>
+              <w:t xml:space="preserve">2H</w:t>
+            </w:r>
+          </w:p>
+        </w:tc>
+      </w:tr>
+      <w:tr>
+        <w:tc>
+          <w:tcPr>
+            <w:tcW w:type="dxa" w:w="700"/>
+            <w:tcMar>
+              <w:top w:type="dxa" w:w="80"/>
+              <w:left w:type="dxa" w:w="100"/>
+              <w:bottom w:type="dxa" w:w="80"/>
+              <w:right w:type="dxa" w:w="100"/>
+            </w:tcMar>
+            <w:vAlign w:val="center"/>
+          </w:tcPr>
+          <w:p>
+            <w:pPr>
+              <w:jc w:val="center"/>
+            </w:pPr>
+            <w:r>
+              <w:rPr>
+                <w:rFonts w:ascii="맑은 고딕" w:cs="맑은 고딕" w:eastAsia="맑은 고딕" w:hAnsi="맑은 고딕"/>
+                <w:b w:val="false"/>
+                <w:bCs w:val="false"/>
+                <w:color w:val="000000"/>
+                <w:sz w:val="19"/>
+                <w:szCs w:val="19"/>
+              </w:rPr>
+              <w:t xml:space="preserve">33</w:t>
+            </w:r>
+          </w:p>
+        </w:tc>
+        <w:tc>
+          <w:tcPr>
+            <w:tcW w:type="dxa" w:w="1600"/>
+            <w:tcMar>
+              <w:top w:type="dxa" w:w="80"/>
+              <w:left w:type="dxa" w:w="100"/>
+              <w:bottom w:type="dxa" w:w="80"/>
+              <w:right w:type="dxa" w:w="100"/>
+            </w:tcMar>
+            <w:vAlign w:val="center"/>
+          </w:tcPr>
+          <w:p>
+            <w:pPr>
+              <w:jc w:val="left"/>
+            </w:pPr>
+            <w:r>
+              <w:rPr>
+                <w:rFonts w:ascii="맑은 고딕" w:cs="맑은 고딕" w:eastAsia="맑은 고딕" w:hAnsi="맑은 고딕"/>
+                <w:b w:val="false"/>
+                <w:bCs w:val="false"/>
+                <w:color w:val="000000"/>
+                <w:sz w:val="19"/>
+                <w:szCs w:val="19"/>
+              </w:rPr>
+              <w:t xml:space="preserve">포트폴리오 교육</w:t>
+            </w:r>
+          </w:p>
+        </w:tc>
+        <w:tc>
+          <w:tcPr>
+            <w:tcW w:type="dxa" w:w="2600"/>
+            <w:tcMar>
+              <w:top w:type="dxa" w:w="80"/>
+              <w:left w:type="dxa" w:w="100"/>
+              <w:bottom w:type="dxa" w:w="80"/>
+              <w:right w:type="dxa" w:w="100"/>
+            </w:tcMar>
+            <w:vAlign w:val="center"/>
+          </w:tcPr>
+          <w:p>
+            <w:pPr>
+              <w:jc w:val="left"/>
+            </w:pPr>
+            <w:r>
+              <w:rPr>
+                <w:rFonts w:ascii="맑은 고딕" w:cs="맑은 고딕" w:eastAsia="맑은 고딕" w:hAnsi="맑은 고딕"/>
+                <w:b/>
+                <w:bCs/>
+                <w:color w:val="000000"/>
+                <w:sz w:val="19"/>
+                <w:szCs w:val="19"/>
+              </w:rPr>
+              <w:t xml:space="preserve">포트폴리오 제작 실습 (1)</w:t>
+            </w:r>
+          </w:p>
+        </w:tc>
+        <w:tc>
+          <w:tcPr>
+            <w:tcW w:type="dxa" w:w="4200"/>
+            <w:tcMar>
+              <w:top w:type="dxa" w:w="80"/>
+              <w:left w:type="dxa" w:w="100"/>
+              <w:bottom w:type="dxa" w:w="80"/>
+              <w:right w:type="dxa" w:w="100"/>
+            </w:tcMar>
+            <w:vAlign w:val="center"/>
+          </w:tcPr>
+          <w:p>
+            <w:pPr>
+              <w:jc w:val="left"/>
+            </w:pPr>
+            <w:r>
+              <w:rPr>
+                <w:rFonts w:ascii="맑은 고딕" w:cs="맑은 고딕" w:eastAsia="맑은 고딕" w:hAnsi="맑은 고딕"/>
+                <w:b w:val="false"/>
+                <w:bCs w:val="false"/>
+                <w:color w:val="000000"/>
+                <w:sz w:val="19"/>
+                <w:szCs w:val="19"/>
+              </w:rPr>
+              <w:t xml:space="preserve">실습 산출물(그림책·영상·전자책·웹앱) 정리 및 선별</w:t>
+            </w:r>
+          </w:p>
+        </w:tc>
+        <w:tc>
+          <w:tcPr>
+            <w:tcW w:type="dxa" w:w="500"/>
+            <w:tcMar>
+              <w:top w:type="dxa" w:w="80"/>
+              <w:left w:type="dxa" w:w="100"/>
+              <w:bottom w:type="dxa" w:w="80"/>
+              <w:right w:type="dxa" w:w="100"/>
+            </w:tcMar>
+            <w:vAlign w:val="center"/>
+          </w:tcPr>
+          <w:p>
+            <w:pPr>
+              <w:jc w:val="center"/>
+            </w:pPr>
+            <w:r>
+              <w:rPr>
+                <w:rFonts w:ascii="맑은 고딕" w:cs="맑은 고딕" w:eastAsia="맑은 고딕" w:hAnsi="맑은 고딕"/>
+                <w:b w:val="false"/>
+                <w:bCs w:val="false"/>
+                <w:color w:val="000000"/>
+                <w:sz w:val="19"/>
+                <w:szCs w:val="19"/>
+              </w:rPr>
+              <w:t xml:space="preserve">2H</w:t>
+            </w:r>
+          </w:p>
+        </w:tc>
+      </w:tr>
+      <w:tr>
+        <w:tc>
+          <w:tcPr>
+            <w:tcW w:type="dxa" w:w="700"/>
+            <w:tcMar>
+              <w:top w:type="dxa" w:w="80"/>
+              <w:left w:type="dxa" w:w="100"/>
+              <w:bottom w:type="dxa" w:w="80"/>
+              <w:right w:type="dxa" w:w="100"/>
+            </w:tcMar>
+            <w:vAlign w:val="center"/>
+          </w:tcPr>
+          <w:p>
+            <w:pPr>
+              <w:jc w:val="center"/>
+            </w:pPr>
+            <w:r>
+              <w:rPr>
+                <w:rFonts w:ascii="맑은 고딕" w:cs="맑은 고딕" w:eastAsia="맑은 고딕" w:hAnsi="맑은 고딕"/>
+                <w:b w:val="false"/>
+                <w:bCs w:val="false"/>
+                <w:color w:val="000000"/>
+                <w:sz w:val="19"/>
+                <w:szCs w:val="19"/>
+              </w:rPr>
+              <w:t xml:space="preserve">34</w:t>
+            </w:r>
+          </w:p>
+        </w:tc>
+        <w:tc>
+          <w:tcPr>
+            <w:tcW w:type="dxa" w:w="1600"/>
+            <w:tcMar>
+              <w:top w:type="dxa" w:w="80"/>
+              <w:left w:type="dxa" w:w="100"/>
+              <w:bottom w:type="dxa" w:w="80"/>
+              <w:right w:type="dxa" w:w="100"/>
+            </w:tcMar>
+            <w:vAlign w:val="center"/>
+          </w:tcPr>
+          <w:p>
+            <w:pPr>
+              <w:jc w:val="left"/>
+            </w:pPr>
+            <w:r>
+              <w:rPr>
+                <w:rFonts w:ascii="맑은 고딕" w:cs="맑은 고딕" w:eastAsia="맑은 고딕" w:hAnsi="맑은 고딕"/>
+                <w:b w:val="false"/>
+                <w:bCs w:val="false"/>
+                <w:color w:val="000000"/>
+                <w:sz w:val="19"/>
+                <w:szCs w:val="19"/>
+              </w:rPr>
+              <w:t xml:space="preserve">포트폴리오 교육</w:t>
+            </w:r>
+          </w:p>
+        </w:tc>
+        <w:tc>
+          <w:tcPr>
+            <w:tcW w:type="dxa" w:w="2600"/>
+            <w:tcMar>
+              <w:top w:type="dxa" w:w="80"/>
+              <w:left w:type="dxa" w:w="100"/>
+              <w:bottom w:type="dxa" w:w="80"/>
+              <w:right w:type="dxa" w:w="100"/>
+            </w:tcMar>
+            <w:vAlign w:val="center"/>
+          </w:tcPr>
+          <w:p>
+            <w:pPr>
+              <w:jc w:val="left"/>
+            </w:pPr>
+            <w:r>
+              <w:rPr>
+                <w:rFonts w:ascii="맑은 고딕" w:cs="맑은 고딕" w:eastAsia="맑은 고딕" w:hAnsi="맑은 고딕"/>
+                <w:b/>
+                <w:bCs/>
+                <w:color w:val="000000"/>
+                <w:sz w:val="19"/>
+                <w:szCs w:val="19"/>
+              </w:rPr>
+              <w:t xml:space="preserve">포트폴리오 제작 실습 (2)</w:t>
+            </w:r>
+          </w:p>
+        </w:tc>
+        <w:tc>
+          <w:tcPr>
+            <w:tcW w:type="dxa" w:w="4200"/>
+            <w:tcMar>
+              <w:top w:type="dxa" w:w="80"/>
+              <w:left w:type="dxa" w:w="100"/>
+              <w:bottom w:type="dxa" w:w="80"/>
+              <w:right w:type="dxa" w:w="100"/>
+            </w:tcMar>
+            <w:vAlign w:val="center"/>
+          </w:tcPr>
+          <w:p>
+            <w:pPr>
+              <w:jc w:val="left"/>
+            </w:pPr>
+            <w:r>
+              <w:rPr>
+                <w:rFonts w:ascii="맑은 고딕" w:cs="맑은 고딕" w:eastAsia="맑은 고딕" w:hAnsi="맑은 고딕"/>
+                <w:b w:val="false"/>
+                <w:bCs w:val="false"/>
+                <w:color w:val="000000"/>
+                <w:sz w:val="19"/>
+                <w:szCs w:val="19"/>
+              </w:rPr>
+              <w:t xml:space="preserve">포트폴리오 디자인·구성 완성</w:t>
+            </w:r>
+          </w:p>
+        </w:tc>
+        <w:tc>
+          <w:tcPr>
+            <w:tcW w:type="dxa" w:w="500"/>
+            <w:tcMar>
+              <w:top w:type="dxa" w:w="80"/>
+              <w:left w:type="dxa" w:w="100"/>
+              <w:bottom w:type="dxa" w:w="80"/>
+              <w:right w:type="dxa" w:w="100"/>
+            </w:tcMar>
+            <w:vAlign w:val="center"/>
+          </w:tcPr>
+          <w:p>
+            <w:pPr>
+              <w:jc w:val="center"/>
+            </w:pPr>
+            <w:r>
+              <w:rPr>
+                <w:rFonts w:ascii="맑은 고딕" w:cs="맑은 고딕" w:eastAsia="맑은 고딕" w:hAnsi="맑은 고딕"/>
+                <w:b w:val="false"/>
+                <w:bCs w:val="false"/>
+                <w:color w:val="000000"/>
+                <w:sz w:val="19"/>
+                <w:szCs w:val="19"/>
+              </w:rPr>
+              <w:t xml:space="preserve">2H</w:t>
+            </w:r>
+          </w:p>
+        </w:tc>
+      </w:tr>
+      <w:tr>
+        <w:tc>
+          <w:tcPr>
+            <w:tcW w:type="dxa" w:w="700"/>
+            <w:tcMar>
+              <w:top w:type="dxa" w:w="80"/>
+              <w:left w:type="dxa" w:w="100"/>
+              <w:bottom w:type="dxa" w:w="80"/>
+              <w:right w:type="dxa" w:w="100"/>
+            </w:tcMar>
+            <w:vAlign w:val="center"/>
+          </w:tcPr>
+          <w:p>
+            <w:pPr>
+              <w:jc w:val="center"/>
+            </w:pPr>
+            <w:r>
+              <w:rPr>
+                <w:rFonts w:ascii="맑은 고딕" w:cs="맑은 고딕" w:eastAsia="맑은 고딕" w:hAnsi="맑은 고딕"/>
+                <w:b w:val="false"/>
+                <w:bCs w:val="false"/>
+                <w:color w:val="000000"/>
+                <w:sz w:val="19"/>
+                <w:szCs w:val="19"/>
+              </w:rPr>
+              <w:t xml:space="preserve">35</w:t>
+            </w:r>
+          </w:p>
+        </w:tc>
+        <w:tc>
+          <w:tcPr>
+            <w:tcW w:type="dxa" w:w="1600"/>
+            <w:tcMar>
+              <w:top w:type="dxa" w:w="80"/>
+              <w:left w:type="dxa" w:w="100"/>
+              <w:bottom w:type="dxa" w:w="80"/>
+              <w:right w:type="dxa" w:w="100"/>
+            </w:tcMar>
+            <w:vAlign w:val="center"/>
+          </w:tcPr>
+          <w:p>
+            <w:pPr>
+              <w:jc w:val="left"/>
+            </w:pPr>
+            <w:r>
+              <w:rPr>
+                <w:rFonts w:ascii="맑은 고딕" w:cs="맑은 고딕" w:eastAsia="맑은 고딕" w:hAnsi="맑은 고딕"/>
+                <w:b w:val="false"/>
+                <w:bCs w:val="false"/>
+                <w:color w:val="000000"/>
+                <w:sz w:val="19"/>
+                <w:szCs w:val="19"/>
+              </w:rPr>
+              <w:t xml:space="preserve">강의실습법 실습</w:t>
+            </w:r>
+          </w:p>
+        </w:tc>
+        <w:tc>
+          <w:tcPr>
+            <w:tcW w:type="dxa" w:w="2600"/>
+            <w:tcMar>
+              <w:top w:type="dxa" w:w="80"/>
+              <w:left w:type="dxa" w:w="100"/>
+              <w:bottom w:type="dxa" w:w="80"/>
+              <w:right w:type="dxa" w:w="100"/>
+            </w:tcMar>
+            <w:vAlign w:val="center"/>
+          </w:tcPr>
+          <w:p>
+            <w:pPr>
+              <w:jc w:val="left"/>
+            </w:pPr>
+            <w:r>
+              <w:rPr>
+                <w:rFonts w:ascii="맑은 고딕" w:cs="맑은 고딕" w:eastAsia="맑은 고딕" w:hAnsi="맑은 고딕"/>
+                <w:b/>
+                <w:bCs/>
+                <w:color w:val="000000"/>
+                <w:sz w:val="19"/>
+                <w:szCs w:val="19"/>
+              </w:rPr>
+              <w:t xml:space="preserve">마스터 교안 기반 강의 재구성 실습</w:t>
+            </w:r>
+          </w:p>
+        </w:tc>
+        <w:tc>
+          <w:tcPr>
+            <w:tcW w:type="dxa" w:w="4200"/>
+            <w:tcMar>
+              <w:top w:type="dxa" w:w="80"/>
+              <w:left w:type="dxa" w:w="100"/>
+              <w:bottom w:type="dxa" w:w="80"/>
+              <w:right w:type="dxa" w:w="100"/>
+            </w:tcMar>
+            <w:vAlign w:val="center"/>
+          </w:tcPr>
+          <w:p>
+            <w:pPr>
+              <w:jc w:val="left"/>
+            </w:pPr>
+            <w:r>
+              <w:rPr>
+                <w:rFonts w:ascii="맑은 고딕" w:cs="맑은 고딕" w:eastAsia="맑은 고딕" w:hAnsi="맑은 고딕"/>
+                <w:b w:val="false"/>
+                <w:bCs w:val="false"/>
+                <w:color w:val="000000"/>
+                <w:sz w:val="19"/>
+                <w:szCs w:val="19"/>
+              </w:rPr>
+              <w:t xml:space="preserve">제공된 마스터 교안을 활용한 자체 강의안 커스터마이징</w:t>
+            </w:r>
+          </w:p>
+        </w:tc>
+        <w:tc>
+          <w:tcPr>
+            <w:tcW w:type="dxa" w:w="500"/>
+            <w:tcMar>
+              <w:top w:type="dxa" w:w="80"/>
+              <w:left w:type="dxa" w:w="100"/>
+              <w:bottom w:type="dxa" w:w="80"/>
+              <w:right w:type="dxa" w:w="100"/>
+            </w:tcMar>
+            <w:vAlign w:val="center"/>
+          </w:tcPr>
+          <w:p>
+            <w:pPr>
+              <w:jc w:val="center"/>
+            </w:pPr>
+            <w:r>
+              <w:rPr>
+                <w:rFonts w:ascii="맑은 고딕" w:cs="맑은 고딕" w:eastAsia="맑은 고딕" w:hAnsi="맑은 고딕"/>
+                <w:b w:val="false"/>
+                <w:bCs w:val="false"/>
+                <w:color w:val="000000"/>
+                <w:sz w:val="19"/>
+                <w:szCs w:val="19"/>
+              </w:rPr>
+              <w:t xml:space="preserve">2H</w:t>
+            </w:r>
+          </w:p>
+        </w:tc>
+      </w:tr>
+      <w:tr>
+        <w:tc>
+          <w:tcPr>
+            <w:tcW w:type="dxa" w:w="700"/>
+            <w:tcMar>
+              <w:top w:type="dxa" w:w="80"/>
+              <w:left w:type="dxa" w:w="100"/>
+              <w:bottom w:type="dxa" w:w="80"/>
+              <w:right w:type="dxa" w:w="100"/>
+            </w:tcMar>
+            <w:vAlign w:val="center"/>
+          </w:tcPr>
+          <w:p>
+            <w:pPr>
+              <w:jc w:val="center"/>
+            </w:pPr>
+            <w:r>
+              <w:rPr>
+                <w:rFonts w:ascii="맑은 고딕" w:cs="맑은 고딕" w:eastAsia="맑은 고딕" w:hAnsi="맑은 고딕"/>
+                <w:b w:val="false"/>
+                <w:bCs w:val="false"/>
+                <w:color w:val="000000"/>
+                <w:sz w:val="19"/>
+                <w:szCs w:val="19"/>
+              </w:rPr>
+              <w:t xml:space="preserve">36</w:t>
+            </w:r>
+          </w:p>
+        </w:tc>
+        <w:tc>
+          <w:tcPr>
+            <w:tcW w:type="dxa" w:w="1600"/>
+            <w:tcMar>
+              <w:top w:type="dxa" w:w="80"/>
+              <w:left w:type="dxa" w:w="100"/>
+              <w:bottom w:type="dxa" w:w="80"/>
+              <w:right w:type="dxa" w:w="100"/>
+            </w:tcMar>
+            <w:vAlign w:val="center"/>
+          </w:tcPr>
+          <w:p>
+            <w:pPr>
+              <w:jc w:val="left"/>
+            </w:pPr>
+            <w:r>
+              <w:rPr>
+                <w:rFonts w:ascii="맑은 고딕" w:cs="맑은 고딕" w:eastAsia="맑은 고딕" w:hAnsi="맑은 고딕"/>
+                <w:b w:val="false"/>
+                <w:bCs w:val="false"/>
+                <w:color w:val="000000"/>
+                <w:sz w:val="19"/>
+                <w:szCs w:val="19"/>
+              </w:rPr>
+              <w:t xml:space="preserve">강의실습법 실습</w:t>
+            </w:r>
+          </w:p>
+        </w:tc>
+        <w:tc>
+          <w:tcPr>
+            <w:tcW w:type="dxa" w:w="2600"/>
+            <w:tcMar>
+              <w:top w:type="dxa" w:w="80"/>
+              <w:left w:type="dxa" w:w="100"/>
+              <w:bottom w:type="dxa" w:w="80"/>
+              <w:right w:type="dxa" w:w="100"/>
+            </w:tcMar>
+            <w:vAlign w:val="center"/>
+          </w:tcPr>
+          <w:p>
+            <w:pPr>
+              <w:jc w:val="left"/>
+            </w:pPr>
+            <w:r>
+              <w:rPr>
+                <w:rFonts w:ascii="맑은 고딕" w:cs="맑은 고딕" w:eastAsia="맑은 고딕" w:hAnsi="맑은 고딕"/>
+                <w:b/>
+                <w:bCs/>
+                <w:color w:val="000000"/>
+                <w:sz w:val="19"/>
+                <w:szCs w:val="19"/>
+              </w:rPr>
+              <w:t xml:space="preserve">모의강의 시연 (1)</w:t>
+            </w:r>
+          </w:p>
+        </w:tc>
+        <w:tc>
+          <w:tcPr>
+            <w:tcW w:type="dxa" w:w="4200"/>
+            <w:tcMar>
+              <w:top w:type="dxa" w:w="80"/>
+              <w:left w:type="dxa" w:w="100"/>
+              <w:bottom w:type="dxa" w:w="80"/>
+              <w:right w:type="dxa" w:w="100"/>
+            </w:tcMar>
+            <w:vAlign w:val="center"/>
+          </w:tcPr>
+          <w:p>
+            <w:pPr>
+              <w:jc w:val="left"/>
+            </w:pPr>
+            <w:r>
+              <w:rPr>
+                <w:rFonts w:ascii="맑은 고딕" w:cs="맑은 고딕" w:eastAsia="맑은 고딕" w:hAnsi="맑은 고딕"/>
+                <w:b w:val="false"/>
+                <w:bCs w:val="false"/>
+                <w:color w:val="000000"/>
+                <w:sz w:val="19"/>
+                <w:szCs w:val="19"/>
+              </w:rPr>
+              <w:t xml:space="preserve">강의교안 기반 5~10분 모의강의 실시</w:t>
+            </w:r>
+          </w:p>
+        </w:tc>
+        <w:tc>
+          <w:tcPr>
+            <w:tcW w:type="dxa" w:w="500"/>
+            <w:tcMar>
+              <w:top w:type="dxa" w:w="80"/>
+              <w:left w:type="dxa" w:w="100"/>
+              <w:bottom w:type="dxa" w:w="80"/>
+              <w:right w:type="dxa" w:w="100"/>
+            </w:tcMar>
+            <w:vAlign w:val="center"/>
+          </w:tcPr>
+          <w:p>
+            <w:pPr>
+              <w:jc w:val="center"/>
+            </w:pPr>
+            <w:r>
+              <w:rPr>
+                <w:rFonts w:ascii="맑은 고딕" w:cs="맑은 고딕" w:eastAsia="맑은 고딕" w:hAnsi="맑은 고딕"/>
+                <w:b w:val="false"/>
+                <w:bCs w:val="false"/>
+                <w:color w:val="000000"/>
+                <w:sz w:val="19"/>
+                <w:szCs w:val="19"/>
+              </w:rPr>
+              <w:t xml:space="preserve">2H</w:t>
+            </w:r>
+          </w:p>
+        </w:tc>
+      </w:tr>
+      <w:tr>
+        <w:tc>
+          <w:tcPr>
+            <w:tcW w:type="dxa" w:w="700"/>
+            <w:tcMar>
+              <w:top w:type="dxa" w:w="80"/>
+              <w:left w:type="dxa" w:w="100"/>
+              <w:bottom w:type="dxa" w:w="80"/>
+              <w:right w:type="dxa" w:w="100"/>
+            </w:tcMar>
+            <w:vAlign w:val="center"/>
+          </w:tcPr>
+          <w:p>
+            <w:pPr>
+              <w:jc w:val="center"/>
+            </w:pPr>
+            <w:r>
+              <w:rPr>
+                <w:rFonts w:ascii="맑은 고딕" w:cs="맑은 고딕" w:eastAsia="맑은 고딕" w:hAnsi="맑은 고딕"/>
+                <w:b w:val="false"/>
+                <w:bCs w:val="false"/>
+                <w:color w:val="000000"/>
+                <w:sz w:val="19"/>
+                <w:szCs w:val="19"/>
+              </w:rPr>
+              <w:t xml:space="preserve">37</w:t>
+            </w:r>
+          </w:p>
+        </w:tc>
+        <w:tc>
+          <w:tcPr>
+            <w:tcW w:type="dxa" w:w="1600"/>
+            <w:tcMar>
+              <w:top w:type="dxa" w:w="80"/>
+              <w:left w:type="dxa" w:w="100"/>
+              <w:bottom w:type="dxa" w:w="80"/>
+              <w:right w:type="dxa" w:w="100"/>
+            </w:tcMar>
+            <w:vAlign w:val="center"/>
+          </w:tcPr>
+          <w:p>
+            <w:pPr>
+              <w:jc w:val="left"/>
+            </w:pPr>
+            <w:r>
+              <w:rPr>
+                <w:rFonts w:ascii="맑은 고딕" w:cs="맑은 고딕" w:eastAsia="맑은 고딕" w:hAnsi="맑은 고딕"/>
+                <w:b w:val="false"/>
+                <w:bCs w:val="false"/>
+                <w:color w:val="000000"/>
+                <w:sz w:val="19"/>
+                <w:szCs w:val="19"/>
+              </w:rPr>
+              <w:t xml:space="preserve">강의실습법 실습</w:t>
+            </w:r>
+          </w:p>
+        </w:tc>
+        <w:tc>
+          <w:tcPr>
+            <w:tcW w:type="dxa" w:w="2600"/>
+            <w:tcMar>
+              <w:top w:type="dxa" w:w="80"/>
+              <w:left w:type="dxa" w:w="100"/>
+              <w:bottom w:type="dxa" w:w="80"/>
+              <w:right w:type="dxa" w:w="100"/>
+            </w:tcMar>
+            <w:vAlign w:val="center"/>
+          </w:tcPr>
+          <w:p>
+            <w:pPr>
+              <w:jc w:val="left"/>
+            </w:pPr>
+            <w:r>
+              <w:rPr>
+                <w:rFonts w:ascii="맑은 고딕" w:cs="맑은 고딕" w:eastAsia="맑은 고딕" w:hAnsi="맑은 고딕"/>
+                <w:b/>
+                <w:bCs/>
+                <w:color w:val="000000"/>
+                <w:sz w:val="19"/>
+                <w:szCs w:val="19"/>
+              </w:rPr>
+              <w:t xml:space="preserve">모의강의 시연 (2)</w:t>
+            </w:r>
+          </w:p>
+        </w:tc>
+        <w:tc>
+          <w:tcPr>
+            <w:tcW w:type="dxa" w:w="4200"/>
+            <w:tcMar>
+              <w:top w:type="dxa" w:w="80"/>
+              <w:left w:type="dxa" w:w="100"/>
+              <w:bottom w:type="dxa" w:w="80"/>
+              <w:right w:type="dxa" w:w="100"/>
+            </w:tcMar>
+            <w:vAlign w:val="center"/>
+          </w:tcPr>
+          <w:p>
+            <w:pPr>
+              <w:jc w:val="left"/>
+            </w:pPr>
+            <w:r>
+              <w:rPr>
+                <w:rFonts w:ascii="맑은 고딕" w:cs="맑은 고딕" w:eastAsia="맑은 고딕" w:hAnsi="맑은 고딕"/>
+                <w:b w:val="false"/>
+                <w:bCs w:val="false"/>
+                <w:color w:val="000000"/>
+                <w:sz w:val="19"/>
+                <w:szCs w:val="19"/>
+              </w:rPr>
+              <w:t xml:space="preserve">동료·강사 피드백 반영 및 재시연</w:t>
+            </w:r>
+          </w:p>
+        </w:tc>
+        <w:tc>
+          <w:tcPr>
+            <w:tcW w:type="dxa" w:w="500"/>
+            <w:tcMar>
+              <w:top w:type="dxa" w:w="80"/>
+              <w:left w:type="dxa" w:w="100"/>
+              <w:bottom w:type="dxa" w:w="80"/>
+              <w:right w:type="dxa" w:w="100"/>
+            </w:tcMar>
+            <w:vAlign w:val="center"/>
+          </w:tcPr>
+          <w:p>
+            <w:pPr>
+              <w:jc w:val="center"/>
+            </w:pPr>
+            <w:r>
+              <w:rPr>
+                <w:rFonts w:ascii="맑은 고딕" w:cs="맑은 고딕" w:eastAsia="맑은 고딕" w:hAnsi="맑은 고딕"/>
+                <w:b w:val="false"/>
+                <w:bCs w:val="false"/>
+                <w:color w:val="000000"/>
+                <w:sz w:val="19"/>
+                <w:szCs w:val="19"/>
+              </w:rPr>
+              <w:t xml:space="preserve">2H</w:t>
+            </w:r>
+          </w:p>
+        </w:tc>
+      </w:tr>
+      <w:tr>
+        <w:tc>
+          <w:tcPr>
+            <w:tcW w:type="dxa" w:w="700"/>
+            <w:tcMar>
+              <w:top w:type="dxa" w:w="80"/>
+              <w:left w:type="dxa" w:w="100"/>
+              <w:bottom w:type="dxa" w:w="80"/>
+              <w:right w:type="dxa" w:w="100"/>
+            </w:tcMar>
+            <w:vAlign w:val="center"/>
+          </w:tcPr>
+          <w:p>
+            <w:pPr>
+              <w:jc w:val="center"/>
+            </w:pPr>
+            <w:r>
+              <w:rPr>
+                <w:rFonts w:ascii="맑은 고딕" w:cs="맑은 고딕" w:eastAsia="맑은 고딕" w:hAnsi="맑은 고딕"/>
+                <w:b w:val="false"/>
+                <w:bCs w:val="false"/>
+                <w:color w:val="000000"/>
+                <w:sz w:val="19"/>
+                <w:szCs w:val="19"/>
+              </w:rPr>
+              <w:t xml:space="preserve">38</w:t>
+            </w:r>
+          </w:p>
+        </w:tc>
+        <w:tc>
+          <w:tcPr>
+            <w:tcW w:type="dxa" w:w="1600"/>
+            <w:tcMar>
+              <w:top w:type="dxa" w:w="80"/>
+              <w:left w:type="dxa" w:w="100"/>
+              <w:bottom w:type="dxa" w:w="80"/>
+              <w:right w:type="dxa" w:w="100"/>
+            </w:tcMar>
+            <w:vAlign w:val="center"/>
+          </w:tcPr>
+          <w:p>
+            <w:pPr>
+              <w:jc w:val="left"/>
+            </w:pPr>
+            <w:r>
+              <w:rPr>
+                <w:rFonts w:ascii="맑은 고딕" w:cs="맑은 고딕" w:eastAsia="맑은 고딕" w:hAnsi="맑은 고딕"/>
+                <w:b w:val="false"/>
+                <w:bCs w:val="false"/>
+                <w:color w:val="000000"/>
+                <w:sz w:val="19"/>
+                <w:szCs w:val="19"/>
+              </w:rPr>
+              <w:t xml:space="preserve">강의실습법 실습</w:t>
+            </w:r>
+          </w:p>
+        </w:tc>
+        <w:tc>
+          <w:tcPr>
+            <w:tcW w:type="dxa" w:w="2600"/>
+            <w:tcMar>
+              <w:top w:type="dxa" w:w="80"/>
+              <w:left w:type="dxa" w:w="100"/>
+              <w:bottom w:type="dxa" w:w="80"/>
+              <w:right w:type="dxa" w:w="100"/>
+            </w:tcMar>
+            <w:vAlign w:val="center"/>
+          </w:tcPr>
+          <w:p>
+            <w:pPr>
+              <w:jc w:val="left"/>
+            </w:pPr>
+            <w:r>
+              <w:rPr>
+                <w:rFonts w:ascii="맑은 고딕" w:cs="맑은 고딕" w:eastAsia="맑은 고딕" w:hAnsi="맑은 고딕"/>
+                <w:b/>
+                <w:bCs/>
+                <w:color w:val="000000"/>
+                <w:sz w:val="19"/>
+                <w:szCs w:val="19"/>
+              </w:rPr>
+              <w:t xml:space="preserve">강의영상 제작 (1) 촬영</w:t>
+            </w:r>
+          </w:p>
+        </w:tc>
+        <w:tc>
+          <w:tcPr>
+            <w:tcW w:type="dxa" w:w="4200"/>
+            <w:tcMar>
+              <w:top w:type="dxa" w:w="80"/>
+              <w:left w:type="dxa" w:w="100"/>
+              <w:bottom w:type="dxa" w:w="80"/>
+              <w:right w:type="dxa" w:w="100"/>
+            </w:tcMar>
+            <w:vAlign w:val="center"/>
+          </w:tcPr>
+          <w:p>
+            <w:pPr>
+              <w:jc w:val="left"/>
+            </w:pPr>
+            <w:r>
+              <w:rPr>
+                <w:rFonts w:ascii="맑은 고딕" w:cs="맑은 고딕" w:eastAsia="맑은 고딕" w:hAnsi="맑은 고딕"/>
+                <w:b w:val="false"/>
+                <w:bCs w:val="false"/>
+                <w:color w:val="000000"/>
+                <w:sz w:val="19"/>
+                <w:szCs w:val="19"/>
+              </w:rPr>
+              <w:t xml:space="preserve">3차 검정 제출용 강의영상 촬영</w:t>
+            </w:r>
+          </w:p>
+        </w:tc>
+        <w:tc>
+          <w:tcPr>
+            <w:tcW w:type="dxa" w:w="500"/>
+            <w:tcMar>
+              <w:top w:type="dxa" w:w="80"/>
+              <w:left w:type="dxa" w:w="100"/>
+              <w:bottom w:type="dxa" w:w="80"/>
+              <w:right w:type="dxa" w:w="100"/>
+            </w:tcMar>
+            <w:vAlign w:val="center"/>
+          </w:tcPr>
+          <w:p>
+            <w:pPr>
+              <w:jc w:val="center"/>
+            </w:pPr>
+            <w:r>
+              <w:rPr>
+                <w:rFonts w:ascii="맑은 고딕" w:cs="맑은 고딕" w:eastAsia="맑은 고딕" w:hAnsi="맑은 고딕"/>
+                <w:b w:val="false"/>
+                <w:bCs w:val="false"/>
+                <w:color w:val="000000"/>
+                <w:sz w:val="19"/>
+                <w:szCs w:val="19"/>
+              </w:rPr>
+              <w:t xml:space="preserve">2H</w:t>
+            </w:r>
+          </w:p>
+        </w:tc>
+      </w:tr>
+      <w:tr>
+        <w:tc>
+          <w:tcPr>
+            <w:tcW w:type="dxa" w:w="700"/>
+            <w:tcMar>
+              <w:top w:type="dxa" w:w="80"/>
+              <w:left w:type="dxa" w:w="100"/>
+              <w:bottom w:type="dxa" w:w="80"/>
+              <w:right w:type="dxa" w:w="100"/>
+            </w:tcMar>
+            <w:vAlign w:val="center"/>
+          </w:tcPr>
+          <w:p>
+            <w:pPr>
+              <w:jc w:val="center"/>
+            </w:pPr>
+            <w:r>
+              <w:rPr>
+                <w:rFonts w:ascii="맑은 고딕" w:cs="맑은 고딕" w:eastAsia="맑은 고딕" w:hAnsi="맑은 고딕"/>
+                <w:b w:val="false"/>
+                <w:bCs w:val="false"/>
+                <w:color w:val="000000"/>
+                <w:sz w:val="19"/>
+                <w:szCs w:val="19"/>
+              </w:rPr>
+              <w:t xml:space="preserve">39</w:t>
+            </w:r>
+          </w:p>
+        </w:tc>
+        <w:tc>
+          <w:tcPr>
+            <w:tcW w:type="dxa" w:w="1600"/>
+            <w:tcMar>
+              <w:top w:type="dxa" w:w="80"/>
+              <w:left w:type="dxa" w:w="100"/>
+              <w:bottom w:type="dxa" w:w="80"/>
+              <w:right w:type="dxa" w:w="100"/>
+            </w:tcMar>
+            <w:vAlign w:val="center"/>
+          </w:tcPr>
+          <w:p>
+            <w:pPr>
+              <w:jc w:val="left"/>
+            </w:pPr>
+            <w:r>
+              <w:rPr>
+                <w:rFonts w:ascii="맑은 고딕" w:cs="맑은 고딕" w:eastAsia="맑은 고딕" w:hAnsi="맑은 고딕"/>
+                <w:b w:val="false"/>
+                <w:bCs w:val="false"/>
+                <w:color w:val="000000"/>
+                <w:sz w:val="19"/>
+                <w:szCs w:val="19"/>
+              </w:rPr>
+              <w:t xml:space="preserve">강의실습법 실습</w:t>
+            </w:r>
+          </w:p>
+        </w:tc>
+        <w:tc>
+          <w:tcPr>
+            <w:tcW w:type="dxa" w:w="2600"/>
+            <w:tcMar>
+              <w:top w:type="dxa" w:w="80"/>
+              <w:left w:type="dxa" w:w="100"/>
+              <w:bottom w:type="dxa" w:w="80"/>
+              <w:right w:type="dxa" w:w="100"/>
+            </w:tcMar>
+            <w:vAlign w:val="center"/>
+          </w:tcPr>
+          <w:p>
+            <w:pPr>
+              <w:jc w:val="left"/>
+            </w:pPr>
+            <w:r>
+              <w:rPr>
+                <w:rFonts w:ascii="맑은 고딕" w:cs="맑은 고딕" w:eastAsia="맑은 고딕" w:hAnsi="맑은 고딕"/>
+                <w:b/>
+                <w:bCs/>
+                <w:color w:val="000000"/>
+                <w:sz w:val="19"/>
+                <w:szCs w:val="19"/>
+              </w:rPr>
+              <w:t xml:space="preserve">강의영상 제작 (2) 편집·완성</w:t>
+            </w:r>
+          </w:p>
+        </w:tc>
+        <w:tc>
+          <w:tcPr>
+            <w:tcW w:type="dxa" w:w="4200"/>
+            <w:tcMar>
+              <w:top w:type="dxa" w:w="80"/>
+              <w:left w:type="dxa" w:w="100"/>
+              <w:bottom w:type="dxa" w:w="80"/>
+              <w:right w:type="dxa" w:w="100"/>
+            </w:tcMar>
+            <w:vAlign w:val="center"/>
+          </w:tcPr>
+          <w:p>
+            <w:pPr>
+              <w:jc w:val="left"/>
+            </w:pPr>
+            <w:r>
+              <w:rPr>
+                <w:rFonts w:ascii="맑은 고딕" w:cs="맑은 고딕" w:eastAsia="맑은 고딕" w:hAnsi="맑은 고딕"/>
+                <w:b w:val="false"/>
+                <w:bCs w:val="false"/>
+                <w:color w:val="000000"/>
+                <w:sz w:val="19"/>
+                <w:szCs w:val="19"/>
+              </w:rPr>
+              <w:t xml:space="preserve">강의영상 편집 및 최종본 완성</w:t>
+            </w:r>
+          </w:p>
+        </w:tc>
+        <w:tc>
+          <w:tcPr>
+            <w:tcW w:type="dxa" w:w="500"/>
+            <w:tcMar>
+              <w:top w:type="dxa" w:w="80"/>
+              <w:left w:type="dxa" w:w="100"/>
+              <w:bottom w:type="dxa" w:w="80"/>
+              <w:right w:type="dxa" w:w="100"/>
+            </w:tcMar>
+            <w:vAlign w:val="center"/>
+          </w:tcPr>
+          <w:p>
+            <w:pPr>
+              <w:jc w:val="center"/>
+            </w:pPr>
+            <w:r>
+              <w:rPr>
+                <w:rFonts w:ascii="맑은 고딕" w:cs="맑은 고딕" w:eastAsia="맑은 고딕" w:hAnsi="맑은 고딕"/>
+                <w:b w:val="false"/>
+                <w:bCs w:val="false"/>
+                <w:color w:val="000000"/>
+                <w:sz w:val="19"/>
+                <w:szCs w:val="19"/>
+              </w:rPr>
+              <w:t xml:space="preserve">2H</w:t>
+            </w:r>
+          </w:p>
+        </w:tc>
+      </w:tr>
+      <w:tr>
+        <w:tc>
+          <w:tcPr>
+            <w:tcW w:type="dxa" w:w="700"/>
+            <w:tcMar>
+              <w:top w:type="dxa" w:w="80"/>
+              <w:left w:type="dxa" w:w="100"/>
+              <w:bottom w:type="dxa" w:w="80"/>
+              <w:right w:type="dxa" w:w="100"/>
+            </w:tcMar>
+            <w:vAlign w:val="center"/>
+          </w:tcPr>
+          <w:p>
+            <w:pPr>
+              <w:jc w:val="center"/>
+            </w:pPr>
+            <w:r>
+              <w:rPr>
+                <w:rFonts w:ascii="맑은 고딕" w:cs="맑은 고딕" w:eastAsia="맑은 고딕" w:hAnsi="맑은 고딕"/>
+                <w:b w:val="false"/>
+                <w:bCs w:val="false"/>
+                <w:color w:val="000000"/>
+                <w:sz w:val="19"/>
+                <w:szCs w:val="19"/>
+              </w:rPr>
+              <w:t xml:space="preserve">40</w:t>
+            </w:r>
+          </w:p>
+        </w:tc>
+        <w:tc>
+          <w:tcPr>
+            <w:tcW w:type="dxa" w:w="1600"/>
+            <w:tcMar>
+              <w:top w:type="dxa" w:w="80"/>
+              <w:left w:type="dxa" w:w="100"/>
+              <w:bottom w:type="dxa" w:w="80"/>
+              <w:right w:type="dxa" w:w="100"/>
+            </w:tcMar>
+            <w:vAlign w:val="center"/>
+          </w:tcPr>
+          <w:p>
+            <w:pPr>
+              <w:jc w:val="left"/>
+            </w:pPr>
+            <w:r>
+              <w:rPr>
+                <w:rFonts w:ascii="맑은 고딕" w:cs="맑은 고딕" w:eastAsia="맑은 고딕" w:hAnsi="맑은 고딕"/>
+                <w:b w:val="false"/>
+                <w:bCs w:val="false"/>
+                <w:color w:val="000000"/>
+                <w:sz w:val="19"/>
+                <w:szCs w:val="19"/>
+              </w:rPr>
+              <w:t xml:space="preserve">검정준비</w:t>
+            </w:r>
+          </w:p>
+        </w:tc>
+        <w:tc>
+          <w:tcPr>
+            <w:tcW w:type="dxa" w:w="2600"/>
+            <w:tcMar>
+              <w:top w:type="dxa" w:w="80"/>
+              <w:left w:type="dxa" w:w="100"/>
+              <w:bottom w:type="dxa" w:w="80"/>
+              <w:right w:type="dxa" w:w="100"/>
+            </w:tcMar>
+            <w:vAlign w:val="center"/>
+          </w:tcPr>
+          <w:p>
+            <w:pPr>
+              <w:jc w:val="left"/>
+            </w:pPr>
+            <w:r>
+              <w:rPr>
+                <w:rFonts w:ascii="맑은 고딕" w:cs="맑은 고딕" w:eastAsia="맑은 고딕" w:hAnsi="맑은 고딕"/>
+                <w:b/>
+                <w:bCs/>
+                <w:color w:val="000000"/>
+                <w:sz w:val="19"/>
+                <w:szCs w:val="19"/>
+              </w:rPr>
+              <w:t xml:space="preserve">최종 포트폴리오·서류 점검</w:t>
+            </w:r>
+          </w:p>
+        </w:tc>
+        <w:tc>
+          <w:tcPr>
+            <w:tcW w:type="dxa" w:w="4200"/>
+            <w:tcMar>
+              <w:top w:type="dxa" w:w="80"/>
+              <w:left w:type="dxa" w:w="100"/>
+              <w:bottom w:type="dxa" w:w="80"/>
+              <w:right w:type="dxa" w:w="100"/>
+            </w:tcMar>
+            <w:vAlign w:val="center"/>
+          </w:tcPr>
+          <w:p>
+            <w:pPr>
+              <w:jc w:val="left"/>
+            </w:pPr>
+            <w:r>
+              <w:rPr>
+                <w:rFonts w:ascii="맑은 고딕" w:cs="맑은 고딕" w:eastAsia="맑은 고딕" w:hAnsi="맑은 고딕"/>
+                <w:b w:val="false"/>
+                <w:bCs w:val="false"/>
+                <w:color w:val="000000"/>
+                <w:sz w:val="19"/>
+                <w:szCs w:val="19"/>
+              </w:rPr>
+              <w:t xml:space="preserve">실습일지·교안·포트폴리오·강의영상 최종 점검</w:t>
             </w:r>
           </w:p>
         </w:tc>
@@ -5662,7 +7184,7 @@
           <w:sz w:val="20"/>
           <w:szCs w:val="20"/>
         </w:rPr>
-        <w:t xml:space="preserve">•  집중형: 10일 과정 × 1일 6시간(이론 3H + 실습 3H)</w:t>
+        <w:t xml:space="preserve">•  집중형(평일반): 10일 과정 × 1일 8시간(이론 3H + 실습 5H)</w:t>
       </w:r>
     </w:p>
     <w:p>
@@ -5675,7 +7197,7 @@
           <w:sz w:val="20"/>
           <w:szCs w:val="20"/>
         </w:rPr>
-        <w:t xml:space="preserve">•  분산형: 주 2회 × 10주, 회당 3시간(총 20회차)</w:t>
+        <w:t xml:space="preserve">•  표준형: 주 4회 × 10주, 회당 2시간(총 40회차) = 80시간</w:t>
       </w:r>
     </w:p>
     <w:p>
@@ -5688,7 +7210,7 @@
           <w:sz w:val="20"/>
           <w:szCs w:val="20"/>
         </w:rPr>
-        <w:t xml:space="preserve">•  주말반: 주 1회 × 15주, 회당 4시간</w:t>
+        <w:t xml:space="preserve">•  주말반: 주 2회 × 20주, 회당 2시간 = 80시간</w:t>
       </w:r>
     </w:p>
     <w:p>
@@ -5701,7 +7223,7 @@
           <w:sz w:val="20"/>
           <w:szCs w:val="20"/>
         </w:rPr>
-        <w:t xml:space="preserve">•  이론 일부는 온라인 사전학습 콘텐츠로 대체 가능(협회 홈페이지 상시 개방 콘텐츠 활용), 실습·모의강의는 대면 운영을 원칙으로 함</w:t>
+        <w:t xml:space="preserve">•  이론 일부는 마스터 교안·온라인 사전학습 콘텐츠로 대체 가능(협회 홈페이지 상시 개방 콘텐츠 활용), 실습·모의강의는 대면 운영을 원칙으로 함</w:t>
       </w:r>
     </w:p>
     <w:p>
@@ -5886,7 +7408,7 @@
                 <w:sz w:val="19"/>
                 <w:szCs w:val="19"/>
               </w:rPr>
-              <w:t xml:space="preserve">3~15차시(이론), 16~30차시(실습) 전체 출석</w:t>
+              <w:t xml:space="preserve">1~15차시(이론), 16~40차시(실습) 전체 출석</w:t>
             </w:r>
           </w:p>
         </w:tc>
@@ -5914,7 +7436,7 @@
                 <w:sz w:val="19"/>
                 <w:szCs w:val="19"/>
               </w:rPr>
-              <w:t xml:space="preserve">실습일지(30시간분), 교안, 수료증</w:t>
+              <w:t xml:space="preserve">실습일지(50시간분), 교안, 수료증</w:t>
             </w:r>
           </w:p>
         </w:tc>
@@ -6058,7 +7580,7 @@
                 <w:sz w:val="19"/>
                 <w:szCs w:val="19"/>
               </w:rPr>
-              <w:t xml:space="preserve">7~9차시(강의설계), 29~30차시(모의강의·영상제작)</w:t>
+              <w:t xml:space="preserve">8~9차시(강의교안작성법), 35~39차시(강의실습·모의강의·영상제작)</w:t>
             </w:r>
           </w:p>
         </w:tc>
@@ -6107,7 +7629,7 @@
           <w:sz w:val="20"/>
           <w:szCs w:val="20"/>
         </w:rPr>
-        <w:t xml:space="preserve">•  실습일지는 16~30차시(실습 15차시, 30시간) 전 회차에 대해 매 차시 작성하여 2차 검정 제출서류로 활용합니다.</w:t>
+        <w:t xml:space="preserve">•  실습일지는 16~40차시(실습 25차시, 50시간) 전 회차에 대해 매 차시 작성하여 2차 검정 제출서류로 활용합니다.</w:t>
       </w:r>
     </w:p>
     <w:p>
@@ -6120,7 +7642,7 @@
           <w:sz w:val="20"/>
           <w:szCs w:val="20"/>
         </w:rPr>
-        <w:t xml:space="preserve">•  7~9차시에서 작성한 강의계획안·교안은 이후 실습에서 지속 보완하여 최종 제출용 교안으로 완성합니다.</w:t>
+        <w:t xml:space="preserve">•  6~9차시에서 작성한 강의계획안·교안은 마스터 교안을 참고해 이후 실습에서 지속 보완하여 최종 제출용 교안으로 완성합니다.</w:t>
       </w:r>
     </w:p>
     <w:p>
@@ -6133,7 +7655,7 @@
           <w:sz w:val="20"/>
           <w:szCs w:val="20"/>
         </w:rPr>
-        <w:t xml:space="preserve">•  23~28차시 콘텐츠 제작 산출물(그림책, 숏폼영상, 전자책, 웹앱)은 14차시 포트폴리오 기획을 바탕으로 통합하여 최종 포트폴리오로 제출합니다.</w:t>
+        <w:t xml:space="preserve">•  23~32차시 콘텐츠 제작 산출물(그림책, 숏폼영상, 전자책, 웹앱)은 33~34차시 포트폴리오 실습에서 통합하여 최종 포트폴리오로 제출합니다.</w:t>
       </w:r>
     </w:p>
     <w:p>
@@ -6166,7 +7688,7 @@
           <w:sz w:val="20"/>
           <w:szCs w:val="20"/>
         </w:rPr>
-        <w:t xml:space="preserve">•  강의계획안 및 강의교안 1식</w:t>
+        <w:t xml:space="preserve">•  강의계획안 및 강의교안 1식(마스터 교안 커스터마이징 버전 포함)</w:t>
       </w:r>
     </w:p>
     <w:p>
@@ -6218,7 +7740,7 @@
           <w:sz w:val="20"/>
           <w:szCs w:val="20"/>
         </w:rPr>
-        <w:t xml:space="preserve">•  실습일지(30시간분)</w:t>
+        <w:t xml:space="preserve">•  실습일지(50시간분)</w:t>
       </w:r>
     </w:p>
     <w:p>
@@ -6252,6 +7774,19 @@
           <w:szCs w:val="20"/>
         </w:rPr>
         <w:t xml:space="preserve">•  초·중·고 현장에서 즉시 활용 가능한 AI 콘텐츠 제작·강의 역량을 갖춘 초급 강사 양성</w:t>
+      </w:r>
+    </w:p>
+    <w:p>
+      <w:pPr>
+        <w:spacing w:after="60"/>
+      </w:pPr>
+      <w:r>
+        <w:rPr>
+          <w:rFonts w:ascii="맑은 고딕" w:cs="맑은 고딕" w:eastAsia="맑은 고딕" w:hAnsi="맑은 고딕"/>
+          <w:sz w:val="20"/>
+          <w:szCs w:val="20"/>
+        </w:rPr>
+        <w:t xml:space="preserve">•  마스터 교안 제공을 통한 강의 표준화 및 강사 간 교육 품질 편차 최소화</w:t>
       </w:r>
     </w:p>
     <w:p>
